--- a/Documents/API Documents/7. Island Reversal Alert.docx
+++ b/Documents/API Documents/7. Island Reversal Alert.docx
@@ -6,6 +6,7 @@
       <w:pPr>
         <w:pStyle w:val="4"/>
         <w:numPr>
+          <w:ilvl w:val="0"/>
           <w:numId w:val="0"/>
         </w:numPr>
         <w:ind w:left="2160" w:leftChars="0" w:firstLine="720" w:firstLineChars="0"/>
@@ -18,6 +19,8 @@
           <w:lang w:val="en-US"/>
         </w:rPr>
       </w:pPr>
+      <w:bookmarkStart w:id="0" w:name="_GoBack"/>
+      <w:bookmarkEnd w:id="0"/>
       <w:r>
         <w:rPr>
           <w:rFonts w:hint="default"/>
@@ -103,7 +106,7 @@
         </w:numPr>
         <w:suppressLineNumbers w:val="0"/>
         <w:spacing w:before="0" w:beforeAutospacing="1" w:after="0" w:afterAutospacing="1"/>
-        <w:ind w:left="720" w:hanging="360"/>
+        <w:ind w:left="360" w:leftChars="0" w:hanging="360" w:firstLineChars="0"/>
       </w:pPr>
       <w:r>
         <w:rPr>
@@ -126,7 +129,7 @@
         </w:numPr>
         <w:suppressLineNumbers w:val="0"/>
         <w:spacing w:before="0" w:beforeAutospacing="1" w:after="0" w:afterAutospacing="1"/>
-        <w:ind w:left="720" w:hanging="360"/>
+        <w:ind w:left="360" w:leftChars="0" w:hanging="360" w:firstLineChars="0"/>
       </w:pPr>
       <w:r>
         <w:rPr>
@@ -3092,118 +3095,6 @@
           </w:p>
         </w:tc>
       </w:tr>
-      <w:tr>
-        <w:tblPrEx>
-          <w:tblBorders>
-            <w:top w:val="single" w:color="auto" w:sz="4" w:space="0"/>
-            <w:left w:val="single" w:color="auto" w:sz="4" w:space="0"/>
-            <w:bottom w:val="single" w:color="auto" w:sz="4" w:space="0"/>
-            <w:right w:val="single" w:color="auto" w:sz="4" w:space="0"/>
-            <w:insideH w:val="single" w:color="auto" w:sz="4" w:space="0"/>
-            <w:insideV w:val="single" w:color="auto" w:sz="4" w:space="0"/>
-          </w:tblBorders>
-          <w:tblCellMar>
-            <w:top w:w="0" w:type="dxa"/>
-            <w:left w:w="10" w:type="dxa"/>
-            <w:bottom w:w="0" w:type="dxa"/>
-            <w:right w:w="10" w:type="dxa"/>
-          </w:tblCellMar>
-        </w:tblPrEx>
-        <w:tc>
-          <w:tcPr>
-            <w:tcW w:w="1883" w:type="dxa"/>
-            <w:tcBorders>
-              <w:top w:val="single" w:color="BFC5CD" w:sz="4" w:space="0"/>
-              <w:left w:val="single" w:color="BFC5CD" w:sz="4" w:space="0"/>
-              <w:bottom w:val="single" w:color="BFC5CD" w:sz="4" w:space="0"/>
-              <w:right w:val="single" w:color="BFC5CD" w:sz="4" w:space="0"/>
-            </w:tcBorders>
-            <w:tcMar>
-              <w:top w:w="60" w:type="dxa"/>
-              <w:left w:w="100" w:type="dxa"/>
-              <w:bottom w:w="60" w:type="dxa"/>
-              <w:right w:w="100" w:type="dxa"/>
-            </w:tcMar>
-          </w:tcPr>
-          <w:p>
-            <w:pPr>
-              <w:rPr>
-                <w:rFonts w:hint="default"/>
-              </w:rPr>
-            </w:pPr>
-            <w:r>
-              <w:rPr>
-                <w:rFonts w:hint="default"/>
-              </w:rPr>
-              <w:t>breakoutDirection</w:t>
-            </w:r>
-          </w:p>
-        </w:tc>
-        <w:tc>
-          <w:tcPr>
-            <w:tcW w:w="1068" w:type="dxa"/>
-            <w:tcBorders>
-              <w:top w:val="single" w:color="BFC5CD" w:sz="4" w:space="0"/>
-              <w:left w:val="single" w:color="BFC5CD" w:sz="4" w:space="0"/>
-              <w:bottom w:val="single" w:color="BFC5CD" w:sz="4" w:space="0"/>
-              <w:right w:val="single" w:color="BFC5CD" w:sz="4" w:space="0"/>
-            </w:tcBorders>
-            <w:tcMar>
-              <w:top w:w="60" w:type="dxa"/>
-              <w:left w:w="100" w:type="dxa"/>
-              <w:bottom w:w="60" w:type="dxa"/>
-              <w:right w:w="100" w:type="dxa"/>
-            </w:tcMar>
-          </w:tcPr>
-          <w:p>
-            <w:pPr>
-              <w:rPr>
-                <w:rFonts w:hint="default" w:ascii="Calibri" w:hAnsi="Calibri" w:eastAsia="Consolas" w:cs="Calibri"/>
-                <w:sz w:val="20"/>
-                <w:szCs w:val="20"/>
-              </w:rPr>
-            </w:pPr>
-            <w:r>
-              <w:rPr>
-                <w:rFonts w:hint="default"/>
-              </w:rPr>
-              <w:t xml:space="preserve">string </w:t>
-            </w:r>
-          </w:p>
-        </w:tc>
-        <w:tc>
-          <w:tcPr>
-            <w:tcW w:w="6075" w:type="dxa"/>
-            <w:tcBorders>
-              <w:top w:val="single" w:color="BFC5CD" w:sz="4" w:space="0"/>
-              <w:left w:val="single" w:color="BFC5CD" w:sz="4" w:space="0"/>
-              <w:bottom w:val="single" w:color="BFC5CD" w:sz="4" w:space="0"/>
-              <w:right w:val="single" w:color="BFC5CD" w:sz="4" w:space="0"/>
-            </w:tcBorders>
-            <w:tcMar>
-              <w:top w:w="60" w:type="dxa"/>
-              <w:left w:w="100" w:type="dxa"/>
-              <w:bottom w:w="60" w:type="dxa"/>
-              <w:right w:w="100" w:type="dxa"/>
-            </w:tcMar>
-          </w:tcPr>
-          <w:p>
-            <w:pPr>
-              <w:rPr>
-                <w:rFonts w:hint="default" w:ascii="Calibri" w:hAnsi="Calibri" w:eastAsia="Consolas" w:cs="Calibri"/>
-                <w:sz w:val="20"/>
-                <w:szCs w:val="20"/>
-              </w:rPr>
-            </w:pPr>
-            <w:r>
-              <w:rPr>
-                <w:rFonts w:hint="default"/>
-              </w:rPr>
-              <w:t xml:space="preserve">`Bullish`, `Bearish`, or `None`                  </w:t>
-            </w:r>
-          </w:p>
-        </w:tc>
-      </w:tr>
     </w:tbl>
     <w:p>
       <w:pPr>
@@ -3621,7 +3512,7 @@
           <w:sz w:val="17"/>
           <w:szCs w:val="17"/>
         </w:rPr>
-        <w:t xml:space="preserve">  "breakoutDirection": "Bullish"</w:t>
+        <w:t xml:space="preserve">  </w:t>
       </w:r>
     </w:p>
     <w:p>
@@ -8777,15 +8668,7 @@
               <w:rPr>
                 <w:rFonts w:hint="default"/>
               </w:rPr>
-              <w:t>Return `isPatternD</w:t>
-            </w:r>
-            <w:bookmarkStart w:id="0" w:name="_GoBack"/>
-            <w:bookmarkEnd w:id="0"/>
-            <w:r>
-              <w:rPr>
-                <w:rFonts w:hint="default"/>
-              </w:rPr>
-              <w:t xml:space="preserve">etected=false`      </w:t>
+              <w:t xml:space="preserve">Return `isPatternDetected=false`      </w:t>
             </w:r>
           </w:p>
         </w:tc>
@@ -9480,7 +9363,7 @@
         <w:tabs>
           <w:tab w:val="left" w:pos="720"/>
         </w:tabs>
-        <w:ind w:left="720" w:hanging="360"/>
+        <w:ind w:left="360" w:hanging="360"/>
       </w:pPr>
       <w:rPr>
         <w:rFonts w:ascii="Symbol" w:hAnsi="Symbol" w:cs="Symbol"/>
@@ -9496,7 +9379,7 @@
         <w:tabs>
           <w:tab w:val="left" w:pos="1440"/>
         </w:tabs>
-        <w:ind w:left="1440" w:hanging="360"/>
+        <w:ind w:left="1080" w:hanging="360"/>
       </w:pPr>
       <w:rPr>
         <w:rFonts w:ascii="Courier New" w:hAnsi="Courier New" w:cs="Courier New"/>
@@ -9512,7 +9395,7 @@
         <w:tabs>
           <w:tab w:val="left" w:pos="2160"/>
         </w:tabs>
-        <w:ind w:left="2160" w:hanging="360"/>
+        <w:ind w:left="1800" w:hanging="360"/>
       </w:pPr>
       <w:rPr>
         <w:rFonts w:ascii="Wingdings" w:hAnsi="Wingdings" w:cs="Wingdings"/>
@@ -9528,7 +9411,7 @@
         <w:tabs>
           <w:tab w:val="left" w:pos="2880"/>
         </w:tabs>
-        <w:ind w:left="2880" w:hanging="360"/>
+        <w:ind w:left="2520" w:hanging="360"/>
       </w:pPr>
       <w:rPr>
         <w:rFonts w:hint="default" w:ascii="Wingdings" w:hAnsi="Wingdings" w:cs="Wingdings"/>
@@ -9544,7 +9427,7 @@
         <w:tabs>
           <w:tab w:val="left" w:pos="3600"/>
         </w:tabs>
-        <w:ind w:left="3600" w:hanging="360"/>
+        <w:ind w:left="3240" w:hanging="360"/>
       </w:pPr>
       <w:rPr>
         <w:rFonts w:hint="default" w:ascii="Wingdings" w:hAnsi="Wingdings" w:cs="Wingdings"/>
@@ -9560,7 +9443,7 @@
         <w:tabs>
           <w:tab w:val="left" w:pos="4320"/>
         </w:tabs>
-        <w:ind w:left="4320" w:hanging="360"/>
+        <w:ind w:left="3960" w:hanging="360"/>
       </w:pPr>
       <w:rPr>
         <w:rFonts w:hint="default" w:ascii="Wingdings" w:hAnsi="Wingdings" w:cs="Wingdings"/>
@@ -9576,7 +9459,7 @@
         <w:tabs>
           <w:tab w:val="left" w:pos="5040"/>
         </w:tabs>
-        <w:ind w:left="5040" w:hanging="360"/>
+        <w:ind w:left="4680" w:hanging="360"/>
       </w:pPr>
       <w:rPr>
         <w:rFonts w:hint="default" w:ascii="Wingdings" w:hAnsi="Wingdings" w:cs="Wingdings"/>
@@ -9592,7 +9475,7 @@
         <w:tabs>
           <w:tab w:val="left" w:pos="5760"/>
         </w:tabs>
-        <w:ind w:left="5760" w:hanging="360"/>
+        <w:ind w:left="5400" w:hanging="360"/>
       </w:pPr>
       <w:rPr>
         <w:rFonts w:hint="default" w:ascii="Wingdings" w:hAnsi="Wingdings" w:cs="Wingdings"/>
@@ -9608,7 +9491,7 @@
         <w:tabs>
           <w:tab w:val="left" w:pos="6480"/>
         </w:tabs>
-        <w:ind w:left="6480" w:hanging="360"/>
+        <w:ind w:left="6120" w:hanging="360"/>
       </w:pPr>
       <w:rPr>
         <w:rFonts w:hint="default" w:ascii="Wingdings" w:hAnsi="Wingdings" w:cs="Wingdings"/>
@@ -10719,6 +10602,7 @@
     <w:basedOn w:val="11"/>
     <w:link w:val="9"/>
     <w:semiHidden/>
+    <w:qFormat/>
     <w:uiPriority w:val="9"/>
     <w:rPr>
       <w:rFonts w:eastAsiaTheme="majorEastAsia" w:cstheme="majorBidi"/>
@@ -10820,6 +10704,7 @@
     <w:name w:val="Quote Char"/>
     <w:basedOn w:val="11"/>
     <w:link w:val="30"/>
+    <w:qFormat/>
     <w:uiPriority w:val="29"/>
     <w:rPr>
       <w:i/>

--- a/Documents/API Documents/7. Island Reversal Alert.docx
+++ b/Documents/API Documents/7. Island Reversal Alert.docx
@@ -19,8 +19,6 @@
           <w:lang w:val="en-US"/>
         </w:rPr>
       </w:pPr>
-      <w:bookmarkStart w:id="0" w:name="_GoBack"/>
-      <w:bookmarkEnd w:id="0"/>
       <w:r>
         <w:rPr>
           <w:rFonts w:hint="default"/>
@@ -402,6 +400,8 @@
       <w:r>
         <w:t>Request</w:t>
       </w:r>
+      <w:bookmarkStart w:id="0" w:name="_GoBack"/>
+      <w:bookmarkEnd w:id="0"/>
     </w:p>
     <w:p>
       <w:pPr>
@@ -623,7 +623,110 @@
                 <w:sz w:val="18"/>
                 <w:szCs w:val="18"/>
               </w:rPr>
-              <w:t xml:space="preserve"> /api/eodanalytics/MarketAlert/IslandReversal/{exchange}/{ticker?}</w:t>
+              <w:t xml:space="preserve"> /api/eodanalytics/TechnicalScreeners/IslandReversal/{exchange}/{ticker?}</w:t>
+            </w:r>
+          </w:p>
+        </w:tc>
+      </w:tr>
+      <w:tr>
+        <w:tblPrEx>
+          <w:tblBorders>
+            <w:top w:val="single" w:color="auto" w:sz="4" w:space="0"/>
+            <w:left w:val="single" w:color="auto" w:sz="4" w:space="0"/>
+            <w:bottom w:val="single" w:color="auto" w:sz="4" w:space="0"/>
+            <w:right w:val="single" w:color="auto" w:sz="4" w:space="0"/>
+            <w:insideH w:val="single" w:color="auto" w:sz="4" w:space="0"/>
+            <w:insideV w:val="single" w:color="auto" w:sz="4" w:space="0"/>
+          </w:tblBorders>
+          <w:tblCellMar>
+            <w:top w:w="0" w:type="dxa"/>
+            <w:left w:w="10" w:type="dxa"/>
+            <w:bottom w:w="0" w:type="dxa"/>
+            <w:right w:w="10" w:type="dxa"/>
+          </w:tblCellMar>
+        </w:tblPrEx>
+        <w:tc>
+          <w:tcPr>
+            <w:tcW w:w="1353" w:type="dxa"/>
+            <w:tcBorders>
+              <w:top w:val="single" w:color="BFC5CD" w:sz="4" w:space="0"/>
+              <w:left w:val="single" w:color="BFC5CD" w:sz="4" w:space="0"/>
+              <w:bottom w:val="single" w:color="BFC5CD" w:sz="4" w:space="0"/>
+              <w:right w:val="single" w:color="BFC5CD" w:sz="4" w:space="0"/>
+            </w:tcBorders>
+            <w:tcMar>
+              <w:top w:w="60" w:type="dxa"/>
+              <w:left w:w="100" w:type="dxa"/>
+              <w:bottom w:w="60" w:type="dxa"/>
+              <w:right w:w="100" w:type="dxa"/>
+            </w:tcMar>
+          </w:tcPr>
+          <w:p>
+            <w:pPr>
+              <w:rPr>
+                <w:rFonts w:hint="default" w:cs="Cambria" w:asciiTheme="minorAscii" w:hAnsiTheme="minorAscii"/>
+                <w:sz w:val="18"/>
+                <w:szCs w:val="18"/>
+              </w:rPr>
+            </w:pPr>
+            <w:r>
+              <w:rPr>
+                <w:rFonts w:hint="default" w:cs="Cambria" w:asciiTheme="minorAscii" w:hAnsiTheme="minorAscii"/>
+                <w:sz w:val="18"/>
+                <w:szCs w:val="18"/>
+              </w:rPr>
+              <w:t>GET</w:t>
+            </w:r>
+          </w:p>
+        </w:tc>
+        <w:tc>
+          <w:tcPr>
+            <w:tcW w:w="7673" w:type="dxa"/>
+            <w:tcBorders>
+              <w:top w:val="single" w:color="BFC5CD" w:sz="4" w:space="0"/>
+              <w:left w:val="single" w:color="BFC5CD" w:sz="4" w:space="0"/>
+              <w:bottom w:val="single" w:color="BFC5CD" w:sz="4" w:space="0"/>
+              <w:right w:val="single" w:color="BFC5CD" w:sz="4" w:space="0"/>
+            </w:tcBorders>
+            <w:tcMar>
+              <w:top w:w="60" w:type="dxa"/>
+              <w:left w:w="100" w:type="dxa"/>
+              <w:bottom w:w="60" w:type="dxa"/>
+              <w:right w:w="100" w:type="dxa"/>
+            </w:tcMar>
+          </w:tcPr>
+          <w:p>
+            <w:pPr>
+              <w:rPr>
+                <w:rFonts w:hint="default" w:eastAsia="Consolas" w:cs="Cambria" w:asciiTheme="minorAscii" w:hAnsiTheme="minorAscii"/>
+                <w:sz w:val="18"/>
+                <w:szCs w:val="18"/>
+              </w:rPr>
+            </w:pPr>
+            <w:r>
+              <w:rPr>
+                <w:rFonts w:hint="default" w:eastAsia="Consolas" w:cs="Cambria" w:asciiTheme="minorAscii" w:hAnsiTheme="minorAscii"/>
+                <w:sz w:val="18"/>
+                <w:szCs w:val="18"/>
+              </w:rPr>
+              <w:t>/api/eodanalytics/TechnicalScreeners</w:t>
+            </w:r>
+            <w:r>
+              <w:rPr>
+                <w:rFonts w:hint="default" w:eastAsia="Consolas" w:cs="Cambria" w:asciiTheme="minorAscii" w:hAnsiTheme="minorAscii"/>
+                <w:sz w:val="18"/>
+                <w:szCs w:val="18"/>
+                <w:lang w:val="en-AU"/>
+              </w:rPr>
+              <w:t>Live</w:t>
+            </w:r>
+            <w:r>
+              <w:rPr>
+                <w:rFonts w:hint="default" w:eastAsia="Consolas" w:cs="Cambria" w:asciiTheme="minorAscii" w:hAnsiTheme="minorAscii"/>
+                <w:sz w:val="18"/>
+                <w:szCs w:val="18"/>
+              </w:rPr>
+              <w:t>/IslandReversal/{exchange}/{ticker?}</w:t>
             </w:r>
           </w:p>
         </w:tc>
